--- a/docs/Tinta_Vieja_Documentacion.docx
+++ b/docs/Tinta_Vieja_Documentacion.docx
@@ -48,7 +48,7 @@
           <w:sz w:val="22"/>
           <w:szCs w:val="22"/>
         </w:rPr>
-        <w:t xml:space="preserve">Beta — actualizado con sistema de citas, login con Google, restablecer contraseña y panel administrativo mejorado</w:t>
+        <w:t xml:space="preserve">Beta — sistema de citas, login con Google (activo), restablecer contraseña, galería completa y panel administrativo mejorado</w:t>
       </w:r>
     </w:p>
     <w:p>
@@ -674,7 +674,7 @@
         <w:spacing w:after="60"/>
       </w:pPr>
       <w:r>
-        <w:t xml:space="preserve">Estilos que trabaja el estudio (se cargan desde /admin → Gallery → Estilos)</w:t>
+        <w:t xml:space="preserve">Foto de portada del estudio (Configuración del estudio → Foto) — si no se cargó ninguna, se muestra un espacio reservado honesto</w:t>
       </w:r>
     </w:p>
     <w:p>
@@ -687,7 +687,7 @@
         <w:spacing w:after="60"/>
       </w:pPr>
       <w:r>
-        <w:t xml:space="preserve">Galería de trabajos recientes (Obras) — si todavía no hay ninguna cargada, se muestra un aviso honesto en vez de fotos inventadas</w:t>
+        <w:t xml:space="preserve">Estilos que trabaja el estudio (se cargan desde /admin → Gallery → Estilos)</w:t>
       </w:r>
     </w:p>
     <w:p>
@@ -700,7 +700,7 @@
         <w:spacing w:after="60"/>
       </w:pPr>
       <w:r>
-        <w:t xml:space="preserve">Equipo de artistas, con su foto, especialidad y biografía</w:t>
+        <w:t xml:space="preserve">Galería de trabajos recientes (últimas 6 Obras) — si todavía no hay ninguna cargada, se muestra un aviso honesto en vez de fotos inventadas</w:t>
       </w:r>
     </w:p>
     <w:p>
@@ -713,7 +713,7 @@
         <w:spacing w:after="60"/>
       </w:pPr>
       <w:r>
-        <w:t xml:space="preserve">Formulario de contacto — crea una Solicitud de contacto visible en /admin</w:t>
+        <w:t xml:space="preserve">Equipo de artistas, con su foto, especialidad y biografía</w:t>
       </w:r>
     </w:p>
     <w:p>
@@ -726,7 +726,49 @@
         <w:spacing w:after="60"/>
       </w:pPr>
       <w:r>
-        <w:t xml:space="preserve">El asistente del chat (ver sección 6)</w:t>
+        <w:t xml:space="preserve">Cuidados post-tatuaje (Configuración del estudio → Cuidados)</w:t>
+      </w:r>
+    </w:p>
+    <w:p>
+      <w:pPr>
+        <w:pStyle w:val="ListParagraph"/>
+        <w:numPr>
+          <w:ilvl w:val="0"/>
+          <w:numId w:val="2"/>
+        </w:numPr>
+        <w:spacing w:after="60"/>
+      </w:pPr>
+      <w:r>
+        <w:t xml:space="preserve">Formulario de contacto — crea una Solicitud de contacto visible en /admin</w:t>
+      </w:r>
+    </w:p>
+    <w:p>
+      <w:pPr>
+        <w:pStyle w:val="ListParagraph"/>
+        <w:numPr>
+          <w:ilvl w:val="0"/>
+          <w:numId w:val="2"/>
+        </w:numPr>
+        <w:spacing w:after="60"/>
+      </w:pPr>
+      <w:r>
+        <w:t xml:space="preserve">El asistente del chat (ver sección 6), con sugerencias rápidas que lo abren solas</w:t>
+      </w:r>
+    </w:p>
+    <w:p>
+      <w:pPr>
+        <w:spacing w:after="120"/>
+      </w:pPr>
+      <w:r>
+        <w:t xml:space="preserve">Además, la "Galería completa" (/galeria/) muestra TODOS los trabajos cargados, con filtro por estilo y por artista — se llega ahí desde el botón "Ver toda la galería" de la home.</w:t>
+      </w:r>
+    </w:p>
+    <w:p>
+      <w:pPr>
+        <w:spacing w:after="120"/>
+      </w:pPr>
+      <w:r>
+        <w:t xml:space="preserve">Pie de página: los links a Instagram y TikTok (Configuración del estudio → Instagram/TikTok) solo aparecen si se cargó al menos uno — si se dejan vacíos, esa columna del pie directamente no se muestra.</w:t>
       </w:r>
     </w:p>
     <w:p>
@@ -1277,7 +1319,7 @@
         <w:spacing w:after="120"/>
       </w:pPr>
       <w:r>
-        <w:t xml:space="preserve">Además de usuario/contraseña, se puede entrar con una cuenta de Google — mismo resultado que el registro normal (siempre Cliente). El botón "Continuar con Google" solo aparece en la pantalla de login cuando el administrador cargó las credenciales de Google en /admin → Social Applications; si no están cargadas, el botón simplemente no se muestra (no hay nada roto, es un comportamiento honesto).</w:t>
+        <w:t xml:space="preserve">Además de usuario/contraseña, se puede entrar con una cuenta de Google — mismo resultado que el registro normal (siempre Cliente). Ya está activo y probado con una cuenta real. El botón "Continuar con Google" solo aparece en la pantalla de login cuando hay credenciales cargadas en /admin → Social Applications; si algún día se borran, el botón simplemente deja de mostrarse (no se rompe nada, es un comportamiento honesto).</w:t>
       </w:r>
     </w:p>
     <w:p>
@@ -1294,7 +1336,23 @@
         <w:spacing w:after="120"/>
       </w:pPr>
       <w:r>
-        <w:t xml:space="preserve">Desde la pantalla de login, el link "¿Olvidaste tu contraseña?" permite a cualquier usuario restablecerla por su cuenta: pide el email, manda un link (válido por unos días), y desde ahí se elige una contraseña nueva. Esto requiere que el estudio tenga cargado un email para enviar (ver sección 10).</w:t>
+        <w:t xml:space="preserve">Desde la pantalla de login, el link "¿Olvidaste tu contraseña?" permite a cualquier usuario (cliente, empleado o administrador) restablecerla por su cuenta: pide el email, manda un link (válido por unos días), y desde ahí se elige una contraseña nueva. Ya está activo y probado con los tres tipos de cuenta.</w:t>
+      </w:r>
+    </w:p>
+    <w:p>
+      <w:pPr>
+        <w:shd w:fill="FFF3D6" w:val="clear"/>
+        <w:spacing w:after="160" w:before="80"/>
+      </w:pPr>
+      <w:r>
+        <w:rPr>
+          <w:b/>
+          <w:bCs/>
+        </w:rPr>
+        <w:t xml:space="preserve">Nota: </w:t>
+      </w:r>
+      <w:r>
+        <w:t xml:space="preserve">Para que funcione, la cuenta tiene que tener un email cargado. Los 3 artistas de ejemplo de la beta no tienen email todavía — habría que cargárselo (o reemplazarlos por los tatuadores reales) para que puedan usar esta opción.</w:t>
       </w:r>
     </w:p>
     <w:p>
@@ -1783,7 +1841,7 @@
         <w:spacing w:after="60"/>
       </w:pPr>
       <w:r>
-        <w:t xml:space="preserve">Activar el login con Google (cargar credenciales reales en /admin)</w:t>
+        <w:t xml:space="preserve">Cargar el WhatsApp real del estudio en Configuración del estudio — todavía tiene el número de ejemplo, y el chatbot se lo está dando a cualquiera que lo pida</w:t>
       </w:r>
     </w:p>
     <w:p>
@@ -1796,7 +1854,7 @@
         <w:spacing w:after="60"/>
       </w:pPr>
       <w:r>
-        <w:t xml:space="preserve">Cargar un email real (Gmail con contraseña de aplicación) para que funcione "restablecer contraseña" en producción</w:t>
+        <w:t xml:space="preserve">Cargar un email a los artistas de ejemplo (o reemplazarlos directamente por los tatuadores reales) para que puedan usar "olvidé mi contraseña"</w:t>
       </w:r>
     </w:p>
     <w:p>
@@ -1809,7 +1867,7 @@
         <w:spacing w:after="60"/>
       </w:pPr>
       <w:r>
-        <w:t xml:space="preserve">Reemplazar los datos de ejemplo (nombre del estudio, artistas, dirección) por los reales</w:t>
+        <w:t xml:space="preserve">Considerar un Gmail dedicado al estudio (en vez del personal) como remitente del email de restablecer contraseña, antes de un lanzamiento real</w:t>
       </w:r>
     </w:p>
     <w:p>
@@ -1822,7 +1880,33 @@
         <w:spacing w:after="60"/>
       </w:pPr>
       <w:r>
-        <w:t xml:space="preserve">Filtros más finos en la galería pública, páginas individuales por artista</w:t>
+        <w:t xml:space="preserve">Reemplazar el resto de los datos de ejemplo (nombre del estudio, artistas, dirección, horarios, fotos) por los reales</w:t>
+      </w:r>
+    </w:p>
+    <w:p>
+      <w:pPr>
+        <w:pStyle w:val="ListParagraph"/>
+        <w:numPr>
+          <w:ilvl w:val="0"/>
+          <w:numId w:val="2"/>
+        </w:numPr>
+        <w:spacing w:after="60"/>
+      </w:pPr>
+      <w:r>
+        <w:t xml:space="preserve">Si se carga contenido en "Políticas" (Configuración del estudio), agregar una sección visual en la home para mostrarlo — hoy solo lo usa el chatbot</w:t>
+      </w:r>
+    </w:p>
+    <w:p>
+      <w:pPr>
+        <w:pStyle w:val="ListParagraph"/>
+        <w:numPr>
+          <w:ilvl w:val="0"/>
+          <w:numId w:val="2"/>
+        </w:numPr>
+        <w:spacing w:after="60"/>
+      </w:pPr>
+      <w:r>
+        <w:t xml:space="preserve">Evaluar planes pagos de Render/Neon/Backblaze si el tráfico real lo justifica (el free tier tiene límites: el sitio "se duerme" sin visitas, espacio limitado)</w:t>
       </w:r>
     </w:p>
     <w:sectPr>

--- a/docs/Tinta_Vieja_Documentacion.docx
+++ b/docs/Tinta_Vieja_Documentacion.docx
@@ -48,7 +48,7 @@
           <w:sz w:val="22"/>
           <w:szCs w:val="22"/>
         </w:rPr>
-        <w:t xml:space="preserve">Beta — sistema de citas, login con Google (activo), restablecer contraseña, galería completa y panel administrativo mejorado</w:t>
+        <w:t xml:space="preserve">Beta — sistema de citas, login con Google (activo), restablecer contraseña, galería completa, documentos legales y aviso de cookies, panel administrativo mejorado</w:t>
       </w:r>
     </w:p>
     <w:p>
@@ -768,7 +768,7 @@
         <w:spacing w:after="120"/>
       </w:pPr>
       <w:r>
-        <w:t xml:space="preserve">Pie de página: los links a Instagram y TikTok (Configuración del estudio → Instagram/TikTok) solo aparecen si se cargó al menos uno — si se dejan vacíos, esa columna del pie directamente no se muestra.</w:t>
+        <w:t xml:space="preserve">Pie de página: los links a Instagram y TikTok (Configuración del estudio → Instagram/TikTok) solo aparecen si se cargó al menos uno — si se dejan vacíos, esa columna del pie directamente no se muestra. El pie también enlaza a los 4 documentos legales (ver sección 12).</w:t>
       </w:r>
     </w:p>
     <w:p>
@@ -1828,7 +1828,284 @@
         <w:spacing w:after="200" w:before="400"/>
       </w:pPr>
       <w:r>
-        <w:t xml:space="preserve">12. Próximos pasos sugeridos</w:t>
+        <w:t xml:space="preserve">12. Documentos legales y cookies</w:t>
+      </w:r>
+    </w:p>
+    <w:p>
+      <w:pPr>
+        <w:spacing w:after="120"/>
+      </w:pPr>
+      <w:r>
+        <w:t xml:space="preserve">El sitio tiene 4 páginas legales, pensadas para poder ofrecerlo como un producto real y no solo una demo: Política de privacidad, Términos y condiciones de uso del sitio, Términos del servicio de tatuaje, y Política de cookies. Se llega a ellas desde el pie de página de cualquier pantalla.</w:t>
+      </w:r>
+    </w:p>
+    <w:tbl>
+      <w:tblPr>
+        <w:tblW w:type="dxa" w:w="9000"/>
+        <w:tblBorders>
+          <w:top w:val="single" w:color="auto" w:sz="4"/>
+          <w:left w:val="single" w:color="auto" w:sz="4"/>
+          <w:bottom w:val="single" w:color="auto" w:sz="4"/>
+          <w:right w:val="single" w:color="auto" w:sz="4"/>
+          <w:insideH w:val="single" w:color="auto" w:sz="4"/>
+          <w:insideV w:val="single" w:color="auto" w:sz="4"/>
+        </w:tblBorders>
+      </w:tblPr>
+      <w:tblGrid>
+        <w:gridCol w:w="2600"/>
+        <w:gridCol w:w="3000"/>
+        <w:gridCol w:w="3400"/>
+      </w:tblGrid>
+      <w:tr>
+        <w:trPr>
+          <w:tblHeader/>
+        </w:trPr>
+        <w:tc>
+          <w:tcPr>
+            <w:tcW w:type="dxa" w:w="2600"/>
+            <w:shd w:fill="222222" w:val="clear"/>
+          </w:tcPr>
+          <w:p>
+            <w:r>
+              <w:rPr>
+                <w:b/>
+                <w:bCs/>
+                <w:color w:val="FFFFFF"/>
+              </w:rPr>
+              <w:t xml:space="preserve">Documento</w:t>
+            </w:r>
+          </w:p>
+        </w:tc>
+        <w:tc>
+          <w:tcPr>
+            <w:tcW w:type="dxa" w:w="3000"/>
+            <w:shd w:fill="222222" w:val="clear"/>
+          </w:tcPr>
+          <w:p>
+            <w:r>
+              <w:rPr>
+                <w:b/>
+                <w:bCs/>
+                <w:color w:val="FFFFFF"/>
+              </w:rPr>
+              <w:t xml:space="preserve">Dirección</w:t>
+            </w:r>
+          </w:p>
+        </w:tc>
+        <w:tc>
+          <w:tcPr>
+            <w:tcW w:type="dxa" w:w="3400"/>
+            <w:shd w:fill="222222" w:val="clear"/>
+          </w:tcPr>
+          <w:p>
+            <w:r>
+              <w:rPr>
+                <w:b/>
+                <w:bCs/>
+                <w:color w:val="FFFFFF"/>
+              </w:rPr>
+              <w:t xml:space="preserve">De qué habla</w:t>
+            </w:r>
+          </w:p>
+        </w:tc>
+      </w:tr>
+      <w:tr>
+        <w:tc>
+          <w:tcPr>
+            <w:tcW w:type="dxa" w:w="2600"/>
+            <w:shd w:fill="FFFFFF" w:val="clear"/>
+          </w:tcPr>
+          <w:p>
+            <w:r>
+              <w:t xml:space="preserve">Política de privacidad</w:t>
+            </w:r>
+          </w:p>
+        </w:tc>
+        <w:tc>
+          <w:tcPr>
+            <w:tcW w:type="dxa" w:w="3000"/>
+            <w:shd w:fill="FFFFFF" w:val="clear"/>
+          </w:tcPr>
+          <w:p>
+            <w:r>
+              <w:t xml:space="preserve">/legal/privacidad/</w:t>
+            </w:r>
+          </w:p>
+        </w:tc>
+        <w:tc>
+          <w:tcPr>
+            <w:tcW w:type="dxa" w:w="3400"/>
+            <w:shd w:fill="FFFFFF" w:val="clear"/>
+          </w:tcPr>
+          <w:p>
+            <w:r>
+              <w:t xml:space="preserve">Qué datos se guardan, para qué se usan, y los derechos del usuario sobre ellos</w:t>
+            </w:r>
+          </w:p>
+        </w:tc>
+      </w:tr>
+      <w:tr>
+        <w:tc>
+          <w:tcPr>
+            <w:tcW w:type="dxa" w:w="2600"/>
+            <w:shd w:fill="FAFAFA" w:val="clear"/>
+          </w:tcPr>
+          <w:p>
+            <w:r>
+              <w:t xml:space="preserve">Términos y condiciones</w:t>
+            </w:r>
+          </w:p>
+        </w:tc>
+        <w:tc>
+          <w:tcPr>
+            <w:tcW w:type="dxa" w:w="3000"/>
+            <w:shd w:fill="FAFAFA" w:val="clear"/>
+          </w:tcPr>
+          <w:p>
+            <w:r>
+              <w:t xml:space="preserve">/legal/terminos-y-condiciones/</w:t>
+            </w:r>
+          </w:p>
+        </w:tc>
+        <w:tc>
+          <w:tcPr>
+            <w:tcW w:type="dxa" w:w="3400"/>
+            <w:shd w:fill="FAFAFA" w:val="clear"/>
+          </w:tcPr>
+          <w:p>
+            <w:r>
+              <w:t xml:space="preserve">Reglas de uso del sitio web en sí (cuentas, el asistente de IA, propiedad intelectual)</w:t>
+            </w:r>
+          </w:p>
+        </w:tc>
+      </w:tr>
+      <w:tr>
+        <w:tc>
+          <w:tcPr>
+            <w:tcW w:type="dxa" w:w="2600"/>
+            <w:shd w:fill="FFFFFF" w:val="clear"/>
+          </w:tcPr>
+          <w:p>
+            <w:r>
+              <w:t xml:space="preserve">Términos del servicio</w:t>
+            </w:r>
+          </w:p>
+        </w:tc>
+        <w:tc>
+          <w:tcPr>
+            <w:tcW w:type="dxa" w:w="3000"/>
+            <w:shd w:fill="FFFFFF" w:val="clear"/>
+          </w:tcPr>
+          <w:p>
+            <w:r>
+              <w:t xml:space="preserve">/legal/terminos-del-servicio/</w:t>
+            </w:r>
+          </w:p>
+        </w:tc>
+        <w:tc>
+          <w:tcPr>
+            <w:tcW w:type="dxa" w:w="3400"/>
+            <w:shd w:fill="FFFFFF" w:val="clear"/>
+          </w:tcPr>
+          <w:p>
+            <w:r>
+              <w:t xml:space="preserve">Reglas del servicio de tatuaje: requisitos de edad y salud, cancelaciones, uso de fotos en el portafolio, cuidados posteriores</w:t>
+            </w:r>
+          </w:p>
+        </w:tc>
+      </w:tr>
+      <w:tr>
+        <w:tc>
+          <w:tcPr>
+            <w:tcW w:type="dxa" w:w="2600"/>
+            <w:shd w:fill="FAFAFA" w:val="clear"/>
+          </w:tcPr>
+          <w:p>
+            <w:r>
+              <w:t xml:space="preserve">Política de cookies</w:t>
+            </w:r>
+          </w:p>
+        </w:tc>
+        <w:tc>
+          <w:tcPr>
+            <w:tcW w:type="dxa" w:w="3000"/>
+            <w:shd w:fill="FAFAFA" w:val="clear"/>
+          </w:tcPr>
+          <w:p>
+            <w:r>
+              <w:t xml:space="preserve">/legal/cookies/</w:t>
+            </w:r>
+          </w:p>
+        </w:tc>
+        <w:tc>
+          <w:tcPr>
+            <w:tcW w:type="dxa" w:w="3400"/>
+            <w:shd w:fill="FAFAFA" w:val="clear"/>
+          </w:tcPr>
+          <w:p>
+            <w:r>
+              <w:t xml:space="preserve">Qué cookies usa el sitio hoy (solo esenciales) y cómo se gestiona el consentimiento</w:t>
+            </w:r>
+          </w:p>
+        </w:tc>
+      </w:tr>
+    </w:tbl>
+    <w:p>
+      <w:pPr>
+        <w:spacing w:after="120"/>
+      </w:pPr>
+      <w:r>
+        <w:t xml:space="preserve">Las 4 se editan desde /admin → Documentos legales: se puede cambiar el texto (separando párrafos con una línea en blanco) en cualquier momento, sin tocar código. No se pueden agregar documentos nuevos ni borrar ninguno de los 4 — son un conjunto fijo, igual que la Configuración del estudio.</w:t>
+      </w:r>
+    </w:p>
+    <w:p>
+      <w:pPr>
+        <w:shd w:fill="FFF3D6" w:val="clear"/>
+        <w:spacing w:after="160" w:before="80"/>
+      </w:pPr>
+      <w:r>
+        <w:rPr>
+          <w:b/>
+          <w:bCs/>
+        </w:rPr>
+        <w:t xml:space="preserve">Nota: </w:t>
+      </w:r>
+      <w:r>
+        <w:t xml:space="preserve">El texto que trae cada documento es un modelo estándar de redacción para la etapa beta, no algo revisado por un abogado. Antes de un lanzamiento comercial real conviene que un profesional legal lo revise y lo adapte a las leyes del país donde opera el estudio — sobre todo lo referido a menores de edad y datos de salud, que aplican directo a un estudio de tatuajes.</w:t>
+      </w:r>
+    </w:p>
+    <w:p>
+      <w:pPr>
+        <w:pStyle w:val="Heading2"/>
+        <w:spacing w:after="150" w:before="300"/>
+      </w:pPr>
+      <w:r>
+        <w:t xml:space="preserve">12.1 Aviso de cookies</w:t>
+      </w:r>
+    </w:p>
+    <w:p>
+      <w:pPr>
+        <w:spacing w:after="120"/>
+      </w:pPr>
+      <w:r>
+        <w:t xml:space="preserve">La primera vez que alguien entra al sitio (en cualquier página), aparece un aviso fijo abajo explicando que se usan cookies esenciales (sesión, seguridad) y que no hay cookies de analítica ni de publicidad. Tiene dos botones, "Aceptar" y "Rechazar no esenciales" — cualquiera de los dos cierra el aviso y guarda la preferencia en el navegador de esa persona (nunca en el servidor), así no vuelve a aparecer en su próxima visita.</w:t>
+      </w:r>
+    </w:p>
+    <w:p>
+      <w:pPr>
+        <w:spacing w:after="120"/>
+      </w:pPr>
+      <w:r>
+        <w:t xml:space="preserve">Como hoy el sitio no depende de ninguna cookie no esencial para funcionar, elegir "Rechazar" no cambia nada en la navegación — la base ya queda lista para el día que se agregue algo que sí dependa del consentimiento (por ejemplo, un análisis de tráfico).</w:t>
+      </w:r>
+    </w:p>
+    <w:p>
+      <w:pPr>
+        <w:pStyle w:val="Heading1"/>
+        <w:spacing w:after="200" w:before="400"/>
+      </w:pPr>
+      <w:r>
+        <w:t xml:space="preserve">13. Próximos pasos sugeridos</w:t>
       </w:r>
     </w:p>
     <w:p>
@@ -1841,7 +2118,7 @@
         <w:spacing w:after="60"/>
       </w:pPr>
       <w:r>
-        <w:t xml:space="preserve">Cargar el WhatsApp real del estudio en Configuración del estudio — todavía tiene el número de ejemplo, y el chatbot se lo está dando a cualquiera que lo pida</w:t>
+        <w:t xml:space="preserve">Revisión legal profesional de los 4 documentos de /legal/ antes de cualquier lanzamiento comercial</w:t>
       </w:r>
     </w:p>
     <w:p>
@@ -1854,7 +2131,7 @@
         <w:spacing w:after="60"/>
       </w:pPr>
       <w:r>
-        <w:t xml:space="preserve">Cargar un email a los artistas de ejemplo (o reemplazarlos directamente por los tatuadores reales) para que puedan usar "olvidé mi contraseña"</w:t>
+        <w:t xml:space="preserve">Cargar el WhatsApp real del estudio en Configuración del estudio — todavía tiene el número de ejemplo, y el chatbot se lo está dando a cualquiera que lo pida</w:t>
       </w:r>
     </w:p>
     <w:p>
@@ -1867,7 +2144,7 @@
         <w:spacing w:after="60"/>
       </w:pPr>
       <w:r>
-        <w:t xml:space="preserve">Considerar un Gmail dedicado al estudio (en vez del personal) como remitente del email de restablecer contraseña, antes de un lanzamiento real</w:t>
+        <w:t xml:space="preserve">Cargar un email a los artistas de ejemplo (o reemplazarlos directamente por los tatuadores reales) para que puedan usar "olvidé mi contraseña"</w:t>
       </w:r>
     </w:p>
     <w:p>
@@ -1880,7 +2157,7 @@
         <w:spacing w:after="60"/>
       </w:pPr>
       <w:r>
-        <w:t xml:space="preserve">Reemplazar el resto de los datos de ejemplo (nombre del estudio, artistas, dirección, horarios, fotos) por los reales</w:t>
+        <w:t xml:space="preserve">Considerar un Gmail dedicado al estudio (en vez del personal) como remitente del email de restablecer contraseña, antes de un lanzamiento real</w:t>
       </w:r>
     </w:p>
     <w:p>
@@ -1893,7 +2170,7 @@
         <w:spacing w:after="60"/>
       </w:pPr>
       <w:r>
-        <w:t xml:space="preserve">Si se carga contenido en "Políticas" (Configuración del estudio), agregar una sección visual en la home para mostrarlo — hoy solo lo usa el chatbot</w:t>
+        <w:t xml:space="preserve">Reemplazar el resto de los datos de ejemplo (nombre del estudio, artistas, dirección, horarios, fotos) por los reales</w:t>
       </w:r>
     </w:p>
     <w:p>
